--- a/writing_monaco/Plan Monaco_jan26.docx
+++ b/writing_monaco/Plan Monaco_jan26.docx
@@ -155,13 +155,15 @@
     <w:p>
       <w:pPr>
         <w:rPr>
-          <w:sz w:val="40"/>
-          <w:szCs w:val="40"/>
-          <w:lang w:val="is-IS"/>
-        </w:rPr>
-      </w:pPr>
-      <w:r>
-        <w:rPr>
+          <w:color w:val="4EA72E" w:themeColor="accent6"/>
+          <w:sz w:val="40"/>
+          <w:szCs w:val="40"/>
+          <w:lang w:val="is-IS"/>
+        </w:rPr>
+      </w:pPr>
+      <w:r>
+        <w:rPr>
+          <w:color w:val="4EA72E" w:themeColor="accent6"/>
           <w:sz w:val="40"/>
           <w:szCs w:val="40"/>
           <w:lang w:val="is-IS"/>
@@ -170,6 +172,7 @@
       </w:r>
       <w:r>
         <w:rPr>
+          <w:color w:val="4EA72E" w:themeColor="accent6"/>
           <w:sz w:val="40"/>
           <w:szCs w:val="40"/>
           <w:lang w:val="is-IS"/>
@@ -178,6 +181,7 @@
       </w:r>
       <w:r>
         <w:rPr>
+          <w:color w:val="4EA72E" w:themeColor="accent6"/>
           <w:sz w:val="40"/>
           <w:szCs w:val="40"/>
           <w:lang w:val="is-IS"/>
@@ -186,6 +190,7 @@
       </w:r>
       <w:r>
         <w:rPr>
+          <w:color w:val="4EA72E" w:themeColor="accent6"/>
           <w:sz w:val="40"/>
           <w:szCs w:val="40"/>
           <w:lang w:val="is-IS"/>
@@ -194,6 +199,7 @@
       </w:r>
       <w:r>
         <w:rPr>
+          <w:color w:val="4EA72E" w:themeColor="accent6"/>
           <w:sz w:val="40"/>
           <w:szCs w:val="40"/>
           <w:lang w:val="is-IS"/>
@@ -202,6 +208,7 @@
       </w:r>
       <w:r>
         <w:rPr>
+          <w:color w:val="4EA72E" w:themeColor="accent6"/>
           <w:sz w:val="40"/>
           <w:szCs w:val="40"/>
           <w:lang w:val="is-IS"/>
@@ -212,21 +219,24 @@
     <w:p>
       <w:pPr>
         <w:rPr>
-          <w:sz w:val="40"/>
-          <w:szCs w:val="40"/>
-          <w:lang w:val="is-IS"/>
-        </w:rPr>
-      </w:pPr>
-      <w:r>
-        <w:rPr>
-          <w:sz w:val="40"/>
-          <w:szCs w:val="40"/>
-          <w:lang w:val="is-IS"/>
-        </w:rPr>
-        <w:t>Meet feb 1</w:t>
-      </w:r>
-      <w:r>
-        <w:rPr>
+          <w:color w:val="4EA72E" w:themeColor="accent6"/>
+          <w:sz w:val="40"/>
+          <w:szCs w:val="40"/>
+          <w:lang w:val="is-IS"/>
+        </w:rPr>
+      </w:pPr>
+      <w:r>
+        <w:rPr>
+          <w:color w:val="4EA72E" w:themeColor="accent6"/>
+          <w:sz w:val="40"/>
+          <w:szCs w:val="40"/>
+          <w:lang w:val="is-IS"/>
+        </w:rPr>
+        <w:t>Meet 1</w:t>
+      </w:r>
+      <w:r>
+        <w:rPr>
+          <w:color w:val="4EA72E" w:themeColor="accent6"/>
           <w:sz w:val="40"/>
           <w:szCs w:val="40"/>
           <w:lang w:val="is-IS"/>
@@ -235,6 +245,7 @@
       </w:r>
       <w:r>
         <w:rPr>
+          <w:color w:val="4EA72E" w:themeColor="accent6"/>
           <w:sz w:val="40"/>
           <w:szCs w:val="40"/>
           <w:lang w:val="is-IS"/>
@@ -243,6 +254,7 @@
       </w:r>
       <w:r>
         <w:rPr>
+          <w:color w:val="4EA72E" w:themeColor="accent6"/>
           <w:sz w:val="40"/>
           <w:szCs w:val="40"/>
           <w:lang w:val="is-IS"/>
@@ -251,6 +263,7 @@
       </w:r>
       <w:r>
         <w:rPr>
+          <w:color w:val="4EA72E" w:themeColor="accent6"/>
           <w:sz w:val="40"/>
           <w:szCs w:val="40"/>
           <w:lang w:val="is-IS"/>
@@ -261,52 +274,229 @@
     <w:p>
       <w:pPr>
         <w:rPr>
-          <w:sz w:val="40"/>
-          <w:szCs w:val="40"/>
-          <w:lang w:val="is-IS"/>
-        </w:rPr>
-      </w:pPr>
-      <w:r>
-        <w:rPr>
-          <w:sz w:val="40"/>
-          <w:szCs w:val="40"/>
-          <w:lang w:val="is-IS"/>
-        </w:rPr>
-        <w:t>Einar sends updated discussion 28th of February.</w:t>
+          <w:color w:val="4EA72E" w:themeColor="accent6"/>
+          <w:sz w:val="40"/>
+          <w:szCs w:val="40"/>
+          <w:lang w:val="is-IS"/>
+        </w:rPr>
+      </w:pPr>
+      <w:r>
+        <w:rPr>
+          <w:color w:val="4EA72E" w:themeColor="accent6"/>
+          <w:sz w:val="40"/>
+          <w:szCs w:val="40"/>
+          <w:lang w:val="is-IS"/>
+        </w:rPr>
+        <w:t xml:space="preserve">Sam sends discussion points </w:t>
+      </w:r>
+      <w:r>
+        <w:rPr>
+          <w:color w:val="4EA72E" w:themeColor="accent6"/>
+          <w:sz w:val="40"/>
+          <w:szCs w:val="40"/>
+          <w:lang w:val="is-IS"/>
+        </w:rPr>
+        <w:t xml:space="preserve">by </w:t>
+      </w:r>
+      <w:r>
+        <w:rPr>
+          <w:color w:val="4EA72E" w:themeColor="accent6"/>
+          <w:sz w:val="40"/>
+          <w:szCs w:val="40"/>
+          <w:lang w:val="is-IS"/>
+        </w:rPr>
+        <w:t>Wednesday</w:t>
+      </w:r>
+      <w:r>
+        <w:rPr>
+          <w:color w:val="4EA72E" w:themeColor="accent6"/>
+          <w:sz w:val="40"/>
+          <w:szCs w:val="40"/>
+          <w:lang w:val="is-IS"/>
+        </w:rPr>
+        <w:t xml:space="preserve"> </w:t>
+      </w:r>
+      <w:r>
+        <w:rPr>
+          <w:color w:val="4EA72E" w:themeColor="accent6"/>
+          <w:sz w:val="40"/>
+          <w:szCs w:val="40"/>
+          <w:lang w:val="is-IS"/>
+        </w:rPr>
+        <w:t xml:space="preserve">18th Feb. </w:t>
       </w:r>
     </w:p>
     <w:p>
       <w:pPr>
         <w:rPr>
-          <w:sz w:val="40"/>
-          <w:szCs w:val="40"/>
-          <w:lang w:val="is-IS"/>
-        </w:rPr>
-      </w:pPr>
-      <w:r>
-        <w:rPr>
-          <w:sz w:val="40"/>
-          <w:szCs w:val="40"/>
-          <w:lang w:val="is-IS"/>
-        </w:rPr>
-        <w:t xml:space="preserve">Get discussion comments from Sam 6th of March. </w:t>
+          <w:color w:val="4EA72E" w:themeColor="accent6"/>
+          <w:sz w:val="40"/>
+          <w:szCs w:val="40"/>
+          <w:lang w:val="is-IS"/>
+        </w:rPr>
+      </w:pPr>
+      <w:r>
+        <w:rPr>
+          <w:color w:val="4EA72E" w:themeColor="accent6"/>
+          <w:sz w:val="40"/>
+          <w:szCs w:val="40"/>
+          <w:lang w:val="is-IS"/>
+        </w:rPr>
+        <w:t>Einar sends updated draft with discussion</w:t>
+      </w:r>
+      <w:r>
+        <w:rPr>
+          <w:color w:val="4EA72E" w:themeColor="accent6"/>
+          <w:sz w:val="40"/>
+          <w:szCs w:val="40"/>
+          <w:lang w:val="is-IS"/>
+        </w:rPr>
+        <w:t xml:space="preserve"> late </w:t>
+      </w:r>
+      <w:r>
+        <w:rPr>
+          <w:color w:val="4EA72E" w:themeColor="accent6"/>
+          <w:sz w:val="40"/>
+          <w:szCs w:val="40"/>
+          <w:lang w:val="is-IS"/>
+        </w:rPr>
+        <w:t xml:space="preserve"> </w:t>
+      </w:r>
+      <w:r>
+        <w:rPr>
+          <w:color w:val="4EA72E" w:themeColor="accent6"/>
+          <w:sz w:val="40"/>
+          <w:szCs w:val="40"/>
+          <w:lang w:val="is-IS"/>
+        </w:rPr>
+        <w:t>Thursday</w:t>
+      </w:r>
+      <w:r>
+        <w:rPr>
+          <w:color w:val="4EA72E" w:themeColor="accent6"/>
+          <w:sz w:val="40"/>
+          <w:szCs w:val="40"/>
+          <w:lang w:val="is-IS"/>
+        </w:rPr>
+        <w:t xml:space="preserve"> </w:t>
+      </w:r>
+      <w:r>
+        <w:rPr>
+          <w:color w:val="4EA72E" w:themeColor="accent6"/>
+          <w:sz w:val="40"/>
+          <w:szCs w:val="40"/>
+          <w:lang w:val="is-IS"/>
+        </w:rPr>
+        <w:t>3rd</w:t>
+      </w:r>
+      <w:r>
+        <w:rPr>
+          <w:color w:val="4EA72E" w:themeColor="accent6"/>
+          <w:sz w:val="40"/>
+          <w:szCs w:val="40"/>
+          <w:lang w:val="is-IS"/>
+        </w:rPr>
+        <w:t xml:space="preserve"> </w:t>
+      </w:r>
+      <w:r>
+        <w:rPr>
+          <w:color w:val="4EA72E" w:themeColor="accent6"/>
+          <w:sz w:val="40"/>
+          <w:szCs w:val="40"/>
+          <w:lang w:val="is-IS"/>
+        </w:rPr>
+        <w:t>March</w:t>
+      </w:r>
+      <w:r>
+        <w:rPr>
+          <w:color w:val="4EA72E" w:themeColor="accent6"/>
+          <w:sz w:val="40"/>
+          <w:szCs w:val="40"/>
+          <w:lang w:val="is-IS"/>
+        </w:rPr>
+        <w:t xml:space="preserve">. </w:t>
       </w:r>
     </w:p>
     <w:p>
       <w:pPr>
         <w:rPr>
-          <w:sz w:val="40"/>
-          <w:szCs w:val="40"/>
-          <w:lang w:val="is-IS"/>
-        </w:rPr>
-      </w:pPr>
-      <w:r>
-        <w:rPr>
-          <w:sz w:val="40"/>
-          <w:szCs w:val="40"/>
-          <w:lang w:val="is-IS"/>
-        </w:rPr>
-        <w:t>Send out to other coauthors 16th of March</w:t>
+          <w:color w:val="4EA72E" w:themeColor="accent6"/>
+          <w:sz w:val="40"/>
+          <w:szCs w:val="40"/>
+          <w:lang w:val="is-IS"/>
+        </w:rPr>
+      </w:pPr>
+      <w:r>
+        <w:rPr>
+          <w:color w:val="4EA72E" w:themeColor="accent6"/>
+          <w:sz w:val="40"/>
+          <w:szCs w:val="40"/>
+          <w:lang w:val="is-IS"/>
+        </w:rPr>
+        <w:t xml:space="preserve">Meet </w:t>
+      </w:r>
+      <w:r>
+        <w:rPr>
+          <w:color w:val="4EA72E" w:themeColor="accent6"/>
+          <w:sz w:val="40"/>
+          <w:szCs w:val="40"/>
+          <w:lang w:val="is-IS"/>
+        </w:rPr>
+        <w:t>Wednesday</w:t>
+      </w:r>
+      <w:r>
+        <w:rPr>
+          <w:color w:val="4EA72E" w:themeColor="accent6"/>
+          <w:sz w:val="40"/>
+          <w:szCs w:val="40"/>
+          <w:lang w:val="is-IS"/>
+        </w:rPr>
+        <w:t xml:space="preserve"> </w:t>
+      </w:r>
+      <w:r>
+        <w:rPr>
+          <w:color w:val="4EA72E" w:themeColor="accent6"/>
+          <w:sz w:val="40"/>
+          <w:szCs w:val="40"/>
+          <w:lang w:val="is-IS"/>
+        </w:rPr>
+        <w:t>4th</w:t>
+      </w:r>
+      <w:r>
+        <w:rPr>
+          <w:color w:val="4EA72E" w:themeColor="accent6"/>
+          <w:sz w:val="40"/>
+          <w:szCs w:val="40"/>
+          <w:lang w:val="is-IS"/>
+        </w:rPr>
+        <w:t xml:space="preserve"> </w:t>
+      </w:r>
+      <w:r>
+        <w:rPr>
+          <w:color w:val="4EA72E" w:themeColor="accent6"/>
+          <w:sz w:val="40"/>
+          <w:szCs w:val="40"/>
+          <w:lang w:val="is-IS"/>
+        </w:rPr>
+        <w:t>March</w:t>
+      </w:r>
+      <w:r>
+        <w:rPr>
+          <w:color w:val="4EA72E" w:themeColor="accent6"/>
+          <w:sz w:val="40"/>
+          <w:szCs w:val="40"/>
+          <w:lang w:val="is-IS"/>
+        </w:rPr>
+        <w:t xml:space="preserve">. </w:t>
+      </w:r>
+      <w:r>
+        <w:rPr>
+          <w:color w:val="4EA72E" w:themeColor="accent6"/>
+          <w:sz w:val="40"/>
+          <w:szCs w:val="40"/>
+          <w:lang w:val="is-IS"/>
+        </w:rPr>
+        <w:t xml:space="preserve">What to fix in discussion. </w:t>
       </w:r>
     </w:p>
     <w:p>
@@ -323,7 +513,39 @@
           <w:szCs w:val="40"/>
           <w:lang w:val="is-IS"/>
         </w:rPr>
-        <w:t>Deadline for other coauthors 23rd of March</w:t>
+        <w:t xml:space="preserve">Send to </w:t>
+      </w:r>
+      <w:r>
+        <w:rPr>
+          <w:sz w:val="40"/>
+          <w:szCs w:val="40"/>
+          <w:lang w:val="is-IS"/>
+        </w:rPr>
+        <w:t>Sam to read</w:t>
+      </w:r>
+      <w:r>
+        <w:rPr>
+          <w:sz w:val="40"/>
+          <w:szCs w:val="40"/>
+          <w:lang w:val="is-IS"/>
+        </w:rPr>
+        <w:t xml:space="preserve"> </w:t>
+      </w:r>
+      <w:r>
+        <w:rPr>
+          <w:sz w:val="40"/>
+          <w:szCs w:val="40"/>
+          <w:lang w:val="is-IS"/>
+        </w:rPr>
+        <w:t xml:space="preserve">12th </w:t>
+      </w:r>
+      <w:r>
+        <w:rPr>
+          <w:sz w:val="40"/>
+          <w:szCs w:val="40"/>
+          <w:lang w:val="is-IS"/>
+        </w:rPr>
+        <w:t xml:space="preserve">March. </w:t>
       </w:r>
     </w:p>
     <w:p>
@@ -341,6 +563,23 @@
           <w:lang w:val="is-IS"/>
         </w:rPr>
         <w:lastRenderedPageBreak/>
+        <w:t>Send to co-authors</w:t>
+      </w:r>
+    </w:p>
+    <w:p>
+      <w:pPr>
+        <w:rPr>
+          <w:sz w:val="40"/>
+          <w:szCs w:val="40"/>
+          <w:lang w:val="is-IS"/>
+        </w:rPr>
+      </w:pPr>
+      <w:r>
+        <w:rPr>
+          <w:sz w:val="40"/>
+          <w:szCs w:val="40"/>
+          <w:lang w:val="is-IS"/>
+        </w:rPr>
         <w:t>Finalize in Sam‘s visit</w:t>
       </w:r>
       <w:r>

--- a/writing_monaco/Plan Monaco_jan26.docx
+++ b/writing_monaco/Plan Monaco_jan26.docx
@@ -502,13 +502,15 @@
     <w:p>
       <w:pPr>
         <w:rPr>
-          <w:sz w:val="40"/>
-          <w:szCs w:val="40"/>
-          <w:lang w:val="is-IS"/>
-        </w:rPr>
-      </w:pPr>
-      <w:r>
-        <w:rPr>
+          <w:color w:val="4EA72E" w:themeColor="accent6"/>
+          <w:sz w:val="40"/>
+          <w:szCs w:val="40"/>
+          <w:lang w:val="is-IS"/>
+        </w:rPr>
+      </w:pPr>
+      <w:r>
+        <w:rPr>
+          <w:color w:val="4EA72E" w:themeColor="accent6"/>
           <w:sz w:val="40"/>
           <w:szCs w:val="40"/>
           <w:lang w:val="is-IS"/>
@@ -517,6 +519,7 @@
       </w:r>
       <w:r>
         <w:rPr>
+          <w:color w:val="4EA72E" w:themeColor="accent6"/>
           <w:sz w:val="40"/>
           <w:szCs w:val="40"/>
           <w:lang w:val="is-IS"/>
@@ -525,6 +528,7 @@
       </w:r>
       <w:r>
         <w:rPr>
+          <w:color w:val="4EA72E" w:themeColor="accent6"/>
           <w:sz w:val="40"/>
           <w:szCs w:val="40"/>
           <w:lang w:val="is-IS"/>
@@ -533,6 +537,7 @@
       </w:r>
       <w:r>
         <w:rPr>
+          <w:color w:val="4EA72E" w:themeColor="accent6"/>
           <w:sz w:val="40"/>
           <w:szCs w:val="40"/>
           <w:lang w:val="is-IS"/>
@@ -541,6 +546,7 @@
       </w:r>
       <w:r>
         <w:rPr>
+          <w:color w:val="4EA72E" w:themeColor="accent6"/>
           <w:sz w:val="40"/>
           <w:szCs w:val="40"/>
           <w:lang w:val="is-IS"/>
@@ -551,13 +557,15 @@
     <w:p>
       <w:pPr>
         <w:rPr>
-          <w:sz w:val="40"/>
-          <w:szCs w:val="40"/>
-          <w:lang w:val="is-IS"/>
-        </w:rPr>
-      </w:pPr>
-      <w:r>
-        <w:rPr>
+          <w:color w:val="4EA72E" w:themeColor="accent6"/>
+          <w:sz w:val="40"/>
+          <w:szCs w:val="40"/>
+          <w:lang w:val="is-IS"/>
+        </w:rPr>
+      </w:pPr>
+      <w:r>
+        <w:rPr>
+          <w:color w:val="4EA72E" w:themeColor="accent6"/>
           <w:sz w:val="40"/>
           <w:szCs w:val="40"/>
           <w:lang w:val="is-IS"/>
@@ -569,13 +577,15 @@
     <w:p>
       <w:pPr>
         <w:rPr>
-          <w:sz w:val="40"/>
-          <w:szCs w:val="40"/>
-          <w:lang w:val="is-IS"/>
-        </w:rPr>
-      </w:pPr>
-      <w:r>
-        <w:rPr>
+          <w:color w:val="4EA72E" w:themeColor="accent6"/>
+          <w:sz w:val="40"/>
+          <w:szCs w:val="40"/>
+          <w:lang w:val="is-IS"/>
+        </w:rPr>
+      </w:pPr>
+      <w:r>
+        <w:rPr>
+          <w:color w:val="4EA72E" w:themeColor="accent6"/>
           <w:sz w:val="40"/>
           <w:szCs w:val="40"/>
           <w:lang w:val="is-IS"/>
@@ -584,6 +594,7 @@
       </w:r>
       <w:r>
         <w:rPr>
+          <w:color w:val="4EA72E" w:themeColor="accent6"/>
           <w:sz w:val="40"/>
           <w:szCs w:val="40"/>
           <w:lang w:val="is-IS"/>
@@ -592,6 +603,7 @@
       </w:r>
       <w:r>
         <w:rPr>
+          <w:color w:val="4EA72E" w:themeColor="accent6"/>
           <w:sz w:val="40"/>
           <w:szCs w:val="40"/>
           <w:lang w:val="is-IS"/>
@@ -600,6 +612,7 @@
       </w:r>
       <w:r>
         <w:rPr>
+          <w:color w:val="4EA72E" w:themeColor="accent6"/>
           <w:sz w:val="40"/>
           <w:szCs w:val="40"/>
           <w:lang w:val="is-IS"/>
@@ -608,6 +621,7 @@
       </w:r>
       <w:r>
         <w:rPr>
+          <w:color w:val="4EA72E" w:themeColor="accent6"/>
           <w:sz w:val="40"/>
           <w:szCs w:val="40"/>
           <w:lang w:val="is-IS"/>
@@ -616,6 +630,7 @@
       </w:r>
       <w:r>
         <w:rPr>
+          <w:color w:val="4EA72E" w:themeColor="accent6"/>
           <w:sz w:val="40"/>
           <w:szCs w:val="40"/>
           <w:lang w:val="is-IS"/>
@@ -626,11 +641,40 @@
     <w:p>
       <w:pPr>
         <w:rPr>
-          <w:sz w:val="40"/>
-          <w:szCs w:val="40"/>
-          <w:lang w:val="is-IS"/>
-        </w:rPr>
-      </w:pPr>
+          <w:color w:val="4EA72E" w:themeColor="accent6"/>
+          <w:sz w:val="40"/>
+          <w:szCs w:val="40"/>
+          <w:lang w:val="is-IS"/>
+        </w:rPr>
+      </w:pPr>
+      <w:r>
+        <w:rPr>
+          <w:color w:val="4EA72E" w:themeColor="accent6"/>
+          <w:sz w:val="40"/>
+          <w:szCs w:val="40"/>
+          <w:lang w:val="is-IS"/>
+        </w:rPr>
+        <w:t>Write abstract by end of Tuesday 14th April and Send to Sam</w:t>
+      </w:r>
+    </w:p>
+    <w:p>
+      <w:pPr>
+        <w:rPr>
+          <w:color w:val="4EA72E" w:themeColor="accent6"/>
+          <w:sz w:val="40"/>
+          <w:szCs w:val="40"/>
+          <w:lang w:val="is-IS"/>
+        </w:rPr>
+      </w:pPr>
+      <w:r>
+        <w:rPr>
+          <w:color w:val="4EA72E" w:themeColor="accent6"/>
+          <w:sz w:val="40"/>
+          <w:szCs w:val="40"/>
+          <w:lang w:val="is-IS"/>
+        </w:rPr>
+        <w:t xml:space="preserve">Make a JEB formatted version of the manuscript by the end of Monday 13th. </w:t>
+      </w:r>
     </w:p>
     <w:p>
       <w:pPr>
